--- a/Доклад_Wnt_Integrin/Вопросы_и_ответы.docx
+++ b/Доклад_Wnt_Integrin/Вопросы_и_ответы.docx
@@ -25,6 +25,8 @@
           <w:sz w:val="22"/>
         </w:rPr>
         <w:t>К статье Tejeda-Muñoz et al., iScience 25, 104123 (2022). DOI: 10.1016/j.isci.2022.104123</w:t>
+        <w:br/>
+        <w:t>Вопросы подобраны так, чтобы ответы не звучали прямо в ходе презентации — они либо уточняют детали статьи (методы, численные данные RNA-seq, supplemental-эксперименты, литературный контекст), либо выводятся из общих соображений клеточной биологии.</w:t>
       </w:r>
     </w:p>
     <w:p/>
@@ -32,9 +34,25 @@
       <w:r>
         <w:rPr>
           <w:b/>
+          <w:color w:val="2E508A"/>
+          <w:sz w:val="28"/>
+        </w:rPr>
+        <w:t>Методические детали, не попавшие в слайды</w:t>
+      </w:r>
+    </w:p>
+    <w:p>
+      <w:r>
+        <w:rPr>
+          <w:b/>
           <w:sz w:val="26"/>
         </w:rPr>
-        <w:t>Вопрос 1. Почему авторы уверены, что наблюдаемый эффект — это эндоцитоз, а не деградация ITGβ1 в мембране?</w:t>
+        <w:t xml:space="preserve">Вопрос. </w:t>
+      </w:r>
+      <w:r>
+        <w:rPr>
+          <w:sz w:val="26"/>
+        </w:rPr>
+        <w:t>В какой именно концентрации и сколько времени использовали Wnt3a? Это физиологические дозы или «фармакология»?</w:t>
       </w:r>
     </w:p>
     <w:p>
@@ -43,9 +61,16 @@
       </w:pPr>
       <w:r>
         <w:rPr>
+          <w:b/>
           <w:sz w:val="26"/>
         </w:rPr>
-        <w:t>Ответ. Ключевых аргументов два. Первый — метод поверхностного биотинилирования: биотин-метка ставится только на белки, доступные снаружи. После Wnt3a количество биотинилированного ITGβ1 падает, а общий уровень ITGβ1 в лизате остаётся прежним — значит белок не деградирует, а уходит с поверхности внутрь клетки. Второй — protease protection assay: ITGβ1 после Wnt обнаруживается внутри мембранного компартмента (защищён от Proteinase K при дигитонине и теряет защиту с Triton X-100). Если бы он деградировал, то его просто не было бы видно в иммунофлуоресценции после Wnt.</w:t>
+        <w:t xml:space="preserve">Ответ. </w:t>
+      </w:r>
+      <w:r>
+        <w:rPr>
+          <w:sz w:val="26"/>
+        </w:rPr>
+        <w:t>В большинстве экспериментов (иммунофлуоресценция, protease protection, колокализация с Vps4) применяется рекомбинантный Wnt3a (Peprotech 315-20) в концентрации 100 нг/мл на 20 минут. В surface-biotinylation опыте используются две временные точки — 15 и 30 минут при 37 °C. Это стандартная in vitro концентрация, заметно выше, чем локальные парасакринные уровни Wnt в тканях, но она принята в полевых работах по Wnt-трафику именно для того, чтобы синхронно активировать клетки и иметь морфологический выход — это фармакологический режим, а не физиологический.</w:t>
       </w:r>
     </w:p>
     <w:p>
@@ -54,7 +79,13 @@
           <w:b/>
           <w:sz w:val="26"/>
         </w:rPr>
-        <w:t>Вопрос 2. Почему выбрана именно β1-субъединица, а не конкретный αβ-гетеродимер?</w:t>
+        <w:t xml:space="preserve">Вопрос. </w:t>
+      </w:r>
+      <w:r>
+        <w:rPr>
+          <w:sz w:val="26"/>
+        </w:rPr>
+        <w:t>Какая статистика и сколько повторов стоит за «**p &lt; 0.01»?</w:t>
       </w:r>
     </w:p>
     <w:p>
@@ -63,9 +94,16 @@
       </w:pPr>
       <w:r>
         <w:rPr>
+          <w:b/>
           <w:sz w:val="26"/>
         </w:rPr>
-        <w:t>Ответ. У млекопитающих возможно 24 гетеродимера интегринов, но β1-субъединица входит в большинство комбинаций и является общим структурным элементом. Это позволяет одним зондом (антитело к ITGβ1, морфолино к одному гену) одновременно оценить поведение большой группы интегринов. Минус такого подхода — в том, что он не различает вклад отдельных αβ-пар, и авторы это не скрывают. Это задача для будущих исследований на конкретных α-субъединицах.</w:t>
+        <w:t xml:space="preserve">Ответ. </w:t>
+      </w:r>
+      <w:r>
+        <w:rPr>
+          <w:sz w:val="26"/>
+        </w:rPr>
+        <w:t>Все количественные эксперименты — не менее трёх независимых повторов (n ≥ 3 в разделе Quantification), каждый с более чем 25 клетками на условие. Сравнения двух групп — Student t-test, порог p&lt;0.01. Количество пунктов считается автоматически в ImageJ через MaxEntropy threshold + binary watershed + analyze particles (размер 0.2–5 мкм, circularity −1), а колокализация оценивается коэффициентом Пирсона на n &gt; 25 клетках. То есть это n клеток, а не n биологических реплик — это важно помнить при оценке «мощности» сравнения.</w:t>
       </w:r>
     </w:p>
     <w:p>
@@ -74,7 +112,13 @@
           <w:b/>
           <w:sz w:val="26"/>
         </w:rPr>
-        <w:t>Вопрос 3. Почему контрольный белок — именно трансферриновый рецептор (TfR)?</w:t>
+        <w:t xml:space="preserve">Вопрос. </w:t>
+      </w:r>
+      <w:r>
+        <w:rPr>
+          <w:sz w:val="26"/>
+        </w:rPr>
+        <w:t>Какая именно концентрация дигитонина и Proteinase K — почему они не пробивают внутриклеточные мембраны?</w:t>
       </w:r>
     </w:p>
     <w:p>
@@ -83,9 +127,16 @@
       </w:pPr>
       <w:r>
         <w:rPr>
+          <w:b/>
           <w:sz w:val="26"/>
         </w:rPr>
-        <w:t>Ответ. TfR рециклируется быстро и независимо от Wnt — через клатрин-опосредованный эндоцитоз. Его стабильность на поверхности в присутствии Wnt3a показывает, что эффект касается именно ITGβ1, а не общего эндоцитоза плазматической мембраны. Если бы падал и TfR, это означало бы неспецифическую реакцию.</w:t>
+        <w:t xml:space="preserve">Ответ. </w:t>
+      </w:r>
+      <w:r>
+        <w:rPr>
+          <w:sz w:val="26"/>
+        </w:rPr>
+        <w:t>Дигитонин — 6,5 мкг/мл, 30 минут на льду. Proteinase K — 1 мкг/мл, 10 минут. Дигитонин связывается с холестерином; плазматическая мембрана существенно более холестерин-обогащена, чем мембраны эндосом, MVB и Гольджи, поэтому при такой низкой концентрации он делает «дырки» только на поверхности. 1 мкг/мл Proteinase K достаточно для деградации цитозольных белков, но за 10 минут фермент не проникает через интактные внутриклеточные мембраны. Именно это «временное окно» и делает метод избирательным.</w:t>
       </w:r>
     </w:p>
     <w:p>
@@ -94,7 +145,13 @@
           <w:b/>
           <w:sz w:val="26"/>
         </w:rPr>
-        <w:t>Вопрос 4. Что даёт дигитонин и почему нельзя просто залить Proteinase K?</w:t>
+        <w:t xml:space="preserve">Вопрос. </w:t>
+      </w:r>
+      <w:r>
+        <w:rPr>
+          <w:sz w:val="26"/>
+        </w:rPr>
+        <w:t>Откуда берётся Sulfo-NHS-SS-Biotin и почему для него нужен именно лёд?</w:t>
       </w:r>
     </w:p>
     <w:p>
@@ -103,9 +160,16 @@
       </w:pPr>
       <w:r>
         <w:rPr>
+          <w:b/>
           <w:sz w:val="26"/>
         </w:rPr>
-        <w:t>Ответ. Дигитонин — это сапонин, который связывается с холестерином. На плазматической мембране холестерина много, на внутриклеточных мембранах — существенно меньше. Поэтому дигитонин избирательно пробивает плазмалемму, оставляя эндосомы, MVB и другие органеллы нетронутыми. Если залить Proteinase K без дигитонина — он просто не проникнет в клетку. Если лизировать клетку полностью — потеряется сам смысл: нельзя будет отличить цитозольные белки от внутривезикулярных. Дигитонин и создаёт это избирательное окно.</w:t>
+        <w:t xml:space="preserve">Ответ. </w:t>
+      </w:r>
+      <w:r>
+        <w:rPr>
+          <w:sz w:val="26"/>
+        </w:rPr>
+        <w:t>Sulfo-NHS-SS-Biotin — сульфированный биотин с NHS-эфирной группой, реагирующей с первичными аминами (лизины, N-концы) на белках. Ключевая «su» — сульфатная группа делает реагент не проницаемым для мембран, поэтому он метит только внеклеточные участки поверхностных белков. Лёд (4 °C) останавливает эндоцитоз: если метить при 37 °C, уже меченые белки начнут активно интернализоваться и результат смажется. Отдельная деталь — SS-группа в спейсере позволяет потом при необходимости элюировать белок с бидов восстановителем, но в данной работе используется прямой pull-down и вестерн-блот.</w:t>
       </w:r>
     </w:p>
     <w:p>
@@ -114,7 +178,13 @@
           <w:b/>
           <w:sz w:val="26"/>
         </w:rPr>
-        <w:t>Вопрос 5. Чем Vps4-EQ доказывает именно MVB, а не любые другие везикулы?</w:t>
+        <w:t xml:space="preserve">Вопрос. </w:t>
+      </w:r>
+      <w:r>
+        <w:rPr>
+          <w:sz w:val="26"/>
+        </w:rPr>
+        <w:t>Какой именно c-Src детектировали — тотальный или активированный?</w:t>
       </w:r>
     </w:p>
     <w:p>
@@ -123,9 +193,26 @@
       </w:pPr>
       <w:r>
         <w:rPr>
+          <w:b/>
           <w:sz w:val="26"/>
         </w:rPr>
-        <w:t>Ответ. Vps4 — АТФаза ESCRT-III, без которой интралюминальные везикулы в MVB не отпочковываются от ограничивающей мембраны. Мутант EQ в ATP-связывающем сайте работает как доминант-негатив: связывается с ESCRT-комплексом, но не гидролизует АТФ, блокируя весь процесс. Если после экспрессии Vps4-EQ колокализация ITGβ1 с этим маркером исчезает — значит везикулы, которые мы видим, были именно MVB. Это классический молекулярный признак MVB, а не, скажем, ранней эндосомы или лизосомы.</w:t>
+        <w:t xml:space="preserve">Ответ. </w:t>
+      </w:r>
+      <w:r>
+        <w:rPr>
+          <w:sz w:val="26"/>
+        </w:rPr>
+        <w:t>Антитело на pSrc-Y416 (Cell Signaling #2101) — это фосфорилирование по Tyr416 в активационной петле, маркер именно активной формы c-Src. Это принципиально: классически считается, что разборку фокальных адгезий регулирует именно фосфо-Src-Y416, а не пул Src в целом. То есть статья показывает, что в MVB после Wnt уходит именно активированный c-Src — функционально значимая форма (данные в Figure S4).</w:t>
+      </w:r>
+    </w:p>
+    <w:p>
+      <w:r>
+        <w:rPr>
+          <w:b/>
+          <w:color w:val="2E508A"/>
+          <w:sz w:val="28"/>
+        </w:rPr>
+        <w:t>Данные RNA-seq по HCC-клеткам — о них на слайдах не говорили</w:t>
       </w:r>
     </w:p>
     <w:p>
@@ -134,7 +221,13 @@
           <w:b/>
           <w:sz w:val="26"/>
         </w:rPr>
-        <w:t>Вопрос 6. Почему через 15–20 минут — это важный срок?</w:t>
+        <w:t xml:space="preserve">Вопрос. </w:t>
+      </w:r>
+      <w:r>
+        <w:rPr>
+          <w:sz w:val="26"/>
+        </w:rPr>
+        <w:t>Что конкретно показал RNA-seq на клетках HCC-Alexander с мутацией Axin1?</w:t>
       </w:r>
     </w:p>
     <w:p>
@@ -143,9 +236,16 @@
       </w:pPr>
       <w:r>
         <w:rPr>
+          <w:b/>
           <w:sz w:val="26"/>
         </w:rPr>
-        <w:t>Ответ. Это принципиальный аргумент против транскрипционного объяснения. Чтобы эффект развился за счёт новой экспрессии генов, нужны транскрипция, сплайсинг, экспорт мРНК, трансляция, фолдинг белка — в сумме минимум час-два. Уровень цитоплазматических событий типа трафика и фосфорилирования разворачивается за минуты. 15–20 минут — это «окно трафика», в котором транскрипцию можно исключить.</w:t>
+        <w:t xml:space="preserve">Ответ. </w:t>
+      </w:r>
+      <w:r>
+        <w:rPr>
+          <w:sz w:val="26"/>
+        </w:rPr>
+        <w:t>Клетки HCC-Alexander имеют делецию GSK3-связывающего домена Axin1 → конститутивная активация Wnt. Авторы сделали GSEA по BioCarta Integrin pathway (34 гена) и сравнили их с клетками, в которых восстановлен полноразмерный Axin1 дикого типа. Результат: при гипер-Wnt (мутант Axin1) существенно снижены транскрипты TLN1 (talin 1) и ITGβ1. То есть устойчивая активация Wnt не только быстро убирает ITGβ1 с поверхности эндоцитозом, но и в долгой перспективе снижает сам уровень его транскрипции. Данные депонированы в GEO под номером GSE193381 (четыре независимых культуры).</w:t>
       </w:r>
     </w:p>
     <w:p>
@@ -154,7 +254,13 @@
           <w:b/>
           <w:sz w:val="26"/>
         </w:rPr>
-        <w:t>Вопрос 7. Не может ли Wnt3a индуцировать эндоцитоз ITGβ1 неспецифически, через общий макропиноцитоз?</w:t>
+        <w:t xml:space="preserve">Вопрос. </w:t>
+      </w:r>
+      <w:r>
+        <w:rPr>
+          <w:sz w:val="26"/>
+        </w:rPr>
+        <w:t>Была ли в этом RNA-seq связь с EMT, и какая именно?</w:t>
       </w:r>
     </w:p>
     <w:p>
@@ -163,9 +269,26 @@
       </w:pPr>
       <w:r>
         <w:rPr>
+          <w:b/>
           <w:sz w:val="26"/>
         </w:rPr>
-        <w:t>Ответ. Макропиноцитоз действительно запускается Wnt3a и является частью механизма. Однако авторы показывают специфичность: TfR, который тоже мог бы попасть в макропиносомы, не меняется; эффект отменяется доминант-негативным Vps4-EQ; и в Xenopus rescue работает только с ITGβ1 мРНК. Макропиноцитоз здесь — механизм доставки, но выбор груза не случаен: ITGβ1 уходит, а TfR — нет.</w:t>
+        <w:t xml:space="preserve">Ответ. </w:t>
+      </w:r>
+      <w:r>
+        <w:rPr>
+          <w:sz w:val="26"/>
+        </w:rPr>
+        <w:t>Да, и довольно выразительная. При восстановлении Axin1 дикого типа экспрессия CDH1 (E-кадгерин, основной кадгерин этих клеток) растёт на 41% (adjusted p = 0.003 при квадруплицированных образцах). Одновременно экспрессия транскрипционного фактора Twist2 — одного из классических драйверов EMT — падает на 62% (adjusted p ≈ 0.005). То есть направление изменений при подавлении Wnt совпадает с разворотом EMT-программы: больше E-кадгерина, меньше Twist2, больше ITGβ1 и фокальных адгезий. Эти данные не упоминаются в основных фигурах и обычно «теряются» в slideshow.</w:t>
+      </w:r>
+    </w:p>
+    <w:p>
+      <w:r>
+        <w:rPr>
+          <w:b/>
+          <w:color w:val="2E508A"/>
+          <w:sz w:val="28"/>
+        </w:rPr>
+        <w:t>Supplemental-эксперименты, которые редко выносят в презентацию</w:t>
       </w:r>
     </w:p>
     <w:p>
@@ -174,7 +297,13 @@
           <w:b/>
           <w:sz w:val="26"/>
         </w:rPr>
-        <w:t>Вопрос 8. Можно ли считать, что это классический EMT-ответ?</w:t>
+        <w:t xml:space="preserve">Вопрос. </w:t>
+      </w:r>
+      <w:r>
+        <w:rPr>
+          <w:sz w:val="26"/>
+        </w:rPr>
+        <w:t>Есть ли прямое измерение β-катенин-сигнала, а не только морфология?</w:t>
       </w:r>
     </w:p>
     <w:p>
@@ -183,9 +312,16 @@
       </w:pPr>
       <w:r>
         <w:rPr>
+          <w:b/>
           <w:sz w:val="26"/>
         </w:rPr>
-        <w:t>Ответ. Частично да, и авторы это обсуждают. EMT включает потерю эпителиальных адгезий, репрессию E-кадгерина, активацию миграции. В клетках HCC с мутацией Axin1 авторы по RNA-seq видят снижение и ITGβ1, и TLN1, а при восстановлении Axin1 — рост E-кадгерина и падение EMT-фактора Twist2. Плюс в animal cap эмбрионов лягушки LiCl (миметик Wnt) вызывает направленную миграцию. Так что крошталк Wnt ↔ адгезии, вероятно, — часть более широкой EMT-программы, но прямого доказательства EMT именно в их in vitro экспериментах нет — и это они тоже честно отмечают.</w:t>
+        <w:t xml:space="preserve">Ответ. </w:t>
+      </w:r>
+      <w:r>
+        <w:rPr>
+          <w:sz w:val="26"/>
+        </w:rPr>
+        <w:t>Да, в supplemental (Figure S5): классический BAR-репортер — β-catenin Activated Reporter c люциферазой, нормализованный на Renilla. Animal cap инжектировали BAR-Luciferase (50 пг) + CMV-Renilla (5 пг) + Wnt8myc (0.5 пг) ± мРНК человеческого ITGβ1 дикого типа или доминант-негативного (400 пг). Dominant-negative hITGβ1 (конструкт Retta et al., 1998) подавляет β-катенин-репортер по сравнению с WT-hITGβ1. То есть у Wnt → β-катенин сигнала есть не только феноменологическая, но и транскрипционная зависимость от ITGβ1, измеренная люциферазой. Это важное дополнение к эмбриональному assay.</w:t>
       </w:r>
     </w:p>
     <w:p>
@@ -194,7 +330,13 @@
           <w:b/>
           <w:sz w:val="26"/>
         </w:rPr>
-        <w:t>Вопрос 9. Как это согласуется с тем, что Wnt в других контекстах наоборот усиливает адгезию?</w:t>
+        <w:t xml:space="preserve">Вопрос. </w:t>
+      </w:r>
+      <w:r>
+        <w:rPr>
+          <w:sz w:val="26"/>
+        </w:rPr>
+        <w:t>Вы сказали, что LiCl «имитирует Wnt». Что с ним конкретно делали и зачем?</w:t>
       </w:r>
     </w:p>
     <w:p>
@@ -203,9 +345,16 @@
       </w:pPr>
       <w:r>
         <w:rPr>
+          <w:b/>
           <w:sz w:val="26"/>
         </w:rPr>
-        <w:t>Ответ. Литература действительно неоднозначна: например, Kindlin-2 — компонент FA — умеет связываться с β-катенином и TCF4 и усиливать Wnt-сигнал. Жёсткость матрикса через FAK тоже может активировать транскрипцию Wnt1. Авторы подчёркивают, что их результат не отменяет этих работ, а дополняет: на коротких временах (минуты) Wnt разбирает FA через эндоцитоз, а на длинных (часы и дни) через транскрипцию ситуация может быть другой. Это двунаправленная регуляция, и, возможно, именно обратная связь.</w:t>
+        <w:t xml:space="preserve">Ответ. </w:t>
+      </w:r>
+      <w:r>
+        <w:rPr>
+          <w:sz w:val="26"/>
+        </w:rPr>
+        <w:t>LiCl — ингибитор GSK3, классический суррогат Wnt-сигнала в эмбрионах. В animal cap эмбриона Xenopus, засеянных на фибронектин и экспрессирующих membrane-GFP + Lifeact (маркер F-актина), LiCl в течение 20 минут вызывает макропиноцитарные рыхления мембраны и, что особенно важно, направленную миграцию клеток (видеозапись Video S4). Это развивает идею, что Wnt через GSK3 не только формирует MVB, но и перепрограммирует клетку в «мигрирующее» состояние — косвенный аргумент в пользу EMT-подобного ответа.</w:t>
       </w:r>
     </w:p>
     <w:p>
@@ -214,7 +363,13 @@
           <w:b/>
           <w:sz w:val="26"/>
         </w:rPr>
-        <w:t>Вопрос 10. Какое практическое значение у этого открытия?</w:t>
+        <w:t xml:space="preserve">Вопрос. </w:t>
+      </w:r>
+      <w:r>
+        <w:rPr>
+          <w:sz w:val="26"/>
+        </w:rPr>
+        <w:t>Использовался ли любой другой «суррогатный» активатор макропиноцитоза для контроля?</w:t>
       </w:r>
     </w:p>
     <w:p>
@@ -223,9 +378,16 @@
       </w:pPr>
       <w:r>
         <w:rPr>
+          <w:b/>
           <w:sz w:val="26"/>
         </w:rPr>
-        <w:t>Ответ. Два направления. Первое — онкологическое: Wnt гиперактивен во многих опухолях, а метастазирование зависит от оборота интегринов. Если Wnt напрямую снижает ITGβ1 и разбирает FA, то это молекулярный механизм, связывающий Wnt-активацию с инвазивным фенотипом, и потенциальная мишень — не сам Wnt, а ESCRT/макропиноцитоз. Второе — биологическое: это меняет наше понимание Wnt от «транскрипционного фактора» к «регулятору мембранного трафика», что переосмысливает и эмбриональное развитие.</w:t>
+        <w:t xml:space="preserve">Ответ. </w:t>
+      </w:r>
+      <w:r>
+        <w:rPr>
+          <w:sz w:val="26"/>
+        </w:rPr>
+        <w:t>Да — онкогенный HRas (G12V) в NIH-3T3 фибробластах (Figure S1C, Video S3). Экспрессия HRas-GFP классически индуцирует массивный макропиноцитоз — это независимая от Wnt активация того же процесса. Визуально паттерн мембранных рыхлений при LiCl в animal cap и при HRas-G12V в 3T3 очень похож. Это подкрепляет вывод, что Wnt запускает именно макропиноцитоз, а не какой-то специфический «Wnt-эндоцитоз».</w:t>
       </w:r>
     </w:p>
     <w:p>
@@ -234,7 +396,13 @@
           <w:b/>
           <w:sz w:val="26"/>
         </w:rPr>
-        <w:t>Вопрос 11. Какие ограничения у работы и что нужно сделать дальше?</w:t>
+        <w:t xml:space="preserve">Вопрос. </w:t>
+      </w:r>
+      <w:r>
+        <w:rPr>
+          <w:sz w:val="26"/>
+        </w:rPr>
+        <w:t>Есть ли доказательства, что Wnt-индуцированный LRP6-сигналинг сам по себе колокализуется с фокальными адгезиями, без экзогенного Wnt?</w:t>
       </w:r>
     </w:p>
     <w:p>
@@ -243,9 +411,26 @@
       </w:pPr>
       <w:r>
         <w:rPr>
+          <w:b/>
           <w:sz w:val="26"/>
         </w:rPr>
-        <w:t>Ответ. Главное ограничение, которое авторы сами указывают: функциональная роль ITGβ1 в Wnt-сигналинге показана только на эмбрионах Xenopus. В клетках млекопитающих показан лишь сам факт эндоцитоза. Следующий логический шаг — CRISPR-нокдаун ITGβ1 в клетках млекопитающих на подложках разной жёсткости с β-катенин-репортером, чтобы количественно оценить вклад интегрина в Wnt-передачу в культуре. Также интересно проверить другие β-субъединицы (β3, β5) и конкретные α-пары, и прямое измерение отрицательной обратной связи Wnt ↔ ITGβ1.</w:t>
+        <w:t xml:space="preserve">Ответ. </w:t>
+      </w:r>
+      <w:r>
+        <w:rPr>
+          <w:sz w:val="26"/>
+        </w:rPr>
+        <w:t>Да, в Figure S2: трансфекция конструкта CA-LRP6-GFP (constitutively active, без экстрацеллюлярного домена) формирует MVB и даёт колокализацию с эндогенным зиксином. То есть эффект «FA → MVB» достигается не только добавлением рекомбинантного Wnt3a, но и внутренним включением LRP6-сигнала. Это более генетический, чем фармакологический аргумент.</w:t>
+      </w:r>
+    </w:p>
+    <w:p>
+      <w:r>
+        <w:rPr>
+          <w:b/>
+          <w:color w:val="2E508A"/>
+          <w:sz w:val="28"/>
+        </w:rPr>
+        <w:t>Литературный контекст — почему авторы выбрали именно такую постановку</w:t>
       </w:r>
     </w:p>
     <w:p>
@@ -254,7 +439,13 @@
           <w:b/>
           <w:sz w:val="26"/>
         </w:rPr>
-        <w:t>Вопрос 12. Можно ли назвать Wnt через эндоцитоз «негенотоксичным» регулятором адгезии?</w:t>
+        <w:t xml:space="preserve">Вопрос. </w:t>
+      </w:r>
+      <w:r>
+        <w:rPr>
+          <w:sz w:val="26"/>
+        </w:rPr>
+        <w:t>Что за история с Kindlin-2 и почему это важный прецедент?</w:t>
       </w:r>
     </w:p>
     <w:p>
@@ -263,9 +454,16 @@
       </w:pPr>
       <w:r>
         <w:rPr>
+          <w:b/>
           <w:sz w:val="26"/>
         </w:rPr>
-        <w:t>Ответ. Фактически да. Эффект на адгезию развивается за 20 минут и полностью механический и мембранно-транспортный — без изменения экспрессии генов. В более длинной перспективе включается и транскрипционная компонента (через β-катенин, через EMT-факторы), но ранний эффект — это чистая клеточная биология мембран, без ядра.</w:t>
+        <w:t xml:space="preserve">Ответ. </w:t>
+      </w:r>
+      <w:r>
+        <w:rPr>
+          <w:sz w:val="26"/>
+        </w:rPr>
+        <w:t>Yu et al. (2012, EMBO Rep) показали, что Kindlin-2 — белок фокальных адгезий, регулирующий аффинитет интегринов — способен напрямую связываться с β-катенином и TCF4, образуя транскрипционный комплекс, усиливающий Wnt-сигналинг в опухолях. Это первый прямой молекулярный мост между FA и Wnt, и именно он подсказывал, что два пути должны быть связаны. Работа Tejeda-Muñoz добавляет к этому мосту второй — через мембранный трафик, а не через ядерную транскрипцию.</w:t>
       </w:r>
     </w:p>
     <w:p>
@@ -274,7 +472,13 @@
           <w:b/>
           <w:sz w:val="26"/>
         </w:rPr>
-        <w:t>Вопрос 13. Почему использовались именно фибробласты роговицы и HeLa?</w:t>
+        <w:t xml:space="preserve">Вопрос. </w:t>
+      </w:r>
+      <w:r>
+        <w:rPr>
+          <w:sz w:val="26"/>
+        </w:rPr>
+        <w:t>А что по поводу жёсткости матрикса и FAK — там же тоже связка с Wnt?</w:t>
       </w:r>
     </w:p>
     <w:p>
@@ -283,9 +487,16 @@
       </w:pPr>
       <w:r>
         <w:rPr>
+          <w:b/>
           <w:sz w:val="26"/>
         </w:rPr>
-        <w:t>Ответ. HeLa — стандартная модель, в которой у лаборатории уже отработаны Wnt-протоколы, и она хорошо видна в DIC, что удобно для прямого наблюдения за везикулами. Первичные фибробласты роговицы (HCSF) — это первичная клеточная линия, не трансформированная, с особенно богатой и хорошо различимой сетью фокальных адгезий на фибронектине. Комбинация «первичные клетки + иммортализованная линия + in vivo модель» — это стандартный приём, чтобы исключить артефакты одной конкретной клетки.</w:t>
+        <w:t xml:space="preserve">Ответ. </w:t>
+      </w:r>
+      <w:r>
+        <w:rPr>
+          <w:sz w:val="26"/>
+        </w:rPr>
+        <w:t>Да, Du et al. (2016, Scientific Reports) показали, что жёсткость ECM индуцирует транскрипцию Wnt1 через интегрин/FAK-путь. То есть литература знает «прямой» канал: матрикс → FAK → Wnt1. Новизна обсуждаемой статьи — обратный канал: Wnt → эндоцитоз интегринов → разборка FA. Вместе получается контур с обратной связью, а не однонаправленный сигнал.</w:t>
       </w:r>
     </w:p>
     <w:p>
@@ -294,7 +505,13 @@
           <w:b/>
           <w:sz w:val="26"/>
         </w:rPr>
-        <w:t>Вопрос 14. Как авторы измеряли колокализацию и почему именно коэффициент Пирсона?</w:t>
+        <w:t xml:space="preserve">Вопрос. </w:t>
+      </w:r>
+      <w:r>
+        <w:rPr>
+          <w:sz w:val="26"/>
+        </w:rPr>
+        <w:t>Почему ESCRT — а не Rab5 или Rab7 — ключевая машинерия здесь?</w:t>
       </w:r>
     </w:p>
     <w:p>
@@ -303,9 +520,16 @@
       </w:pPr>
       <w:r>
         <w:rPr>
+          <w:b/>
           <w:sz w:val="26"/>
         </w:rPr>
-        <w:t>Ответ. Коэффициент корреляции Пирсона между двумя флуоресцентными каналами — стандартный количественный способ оценивать колокализацию в ImageJ, он не зависит от абсолютной яркости и оценивает именно согласованность двух сигналов. Они используют его с n ≥ 3 независимыми экспериментами и приводят SEM и p-value. Это прозрачный количественный метод, воспроизводимый другими лабораториями.</w:t>
+        <w:t xml:space="preserve">Ответ. </w:t>
+      </w:r>
+      <w:r>
+        <w:rPr>
+          <w:sz w:val="26"/>
+        </w:rPr>
+        <w:t>Исторический аргумент: Taelman et al. (2010, Cell) показали, что именно ESCRT-зависимое секвестрирование GSK3 внутрь MVB необходимо для стабильного β-катенин-сигнала. Плюс Tu et al. (2010, PNAS) нашли, что ESCRT регулирует трафик c-Src между эндосомами и FA. То есть ESCRT уже был «подозреваемым» общим звеном. Rab5 и Rab7 управляют ранними и поздними эндосомами соответственно, но не формированием интралюминальных везикул, за которое отвечает именно ESCRT-III/Vps4. А доказать MVB без показа интралюминального компартмента нельзя.</w:t>
       </w:r>
     </w:p>
     <w:p>
@@ -314,7 +538,13 @@
           <w:b/>
           <w:sz w:val="26"/>
         </w:rPr>
-        <w:t>Вопрос 15. Что такое сигналосома и чем она отличается от обычного рецептор-лигандного комплекса?</w:t>
+        <w:t xml:space="preserve">Вопрос. </w:t>
+      </w:r>
+      <w:r>
+        <w:rPr>
+          <w:sz w:val="26"/>
+        </w:rPr>
+        <w:t>Wnt-STOP уже был известен; чем принципиально отличается эффект на ITGβ1?</w:t>
       </w:r>
     </w:p>
     <w:p>
@@ -323,9 +553,26 @@
       </w:pPr>
       <w:r>
         <w:rPr>
+          <w:b/>
           <w:sz w:val="26"/>
         </w:rPr>
-        <w:t>Ответ. Сигналосома — это крупный кластер из Wnt, Frizzled, LRP6, Dvl, Axin и GSK3, который формируется на плазматической мембране после связывания Wnt. В отличие от изолированного рецептор-лигандного комплекса, сигналосома локально концентрирует и инактивирует destruction complex и сама служит платформой для эндоцитоза. По сути это агрегат десятков белков, и именно он целиком упаковывается в MVB.</w:t>
+        <w:t xml:space="preserve">Ответ. </w:t>
+      </w:r>
+      <w:r>
+        <w:rPr>
+          <w:sz w:val="26"/>
+        </w:rPr>
+        <w:t>Wnt-STOP (Kim 2009; Acebron 2014) описывает стабилизацию десятков GSK3-субстратов при секвестрации GSK3 в MVB. То есть там логика «падает GSK3 в цитозоле → накапливаются её субстраты». ITGβ1 — наоборот: белок не стабилизируется, а физически перемещается с поверхности в MVB. Это принципиально другой механизм: не «не-деградация» субстрата, а перераспределение трансмембранного белка через общую макропиноцитарную машинерию. По сути, расширение Wnt-сигнала с «фосфо-сигнального» языка на «транспортный».</w:t>
+      </w:r>
+    </w:p>
+    <w:p>
+      <w:r>
+        <w:rPr>
+          <w:b/>
+          <w:color w:val="2E508A"/>
+          <w:sz w:val="28"/>
+        </w:rPr>
+        <w:t>Общие соображения и критические вопросы</w:t>
       </w:r>
     </w:p>
     <w:p>
@@ -334,7 +581,13 @@
           <w:b/>
           <w:sz w:val="26"/>
         </w:rPr>
-        <w:t>Вопрос 16. Могло ли истощение ITGβ1 в Xenopus влиять на Wnt-сигнал просто за счёт нарушения морфологии эмбриона, а не напрямую?</w:t>
+        <w:t xml:space="preserve">Вопрос. </w:t>
+      </w:r>
+      <w:r>
+        <w:rPr>
+          <w:sz w:val="26"/>
+        </w:rPr>
+        <w:t>Почему авторы так уверены, что мы видим именно макропиноцитоз, а не CME?</w:t>
       </w:r>
     </w:p>
     <w:p>
@@ -343,9 +596,16 @@
       </w:pPr>
       <w:r>
         <w:rPr>
+          <w:b/>
           <w:sz w:val="26"/>
         </w:rPr>
-        <w:t>Ответ. Это важный вопрос. Авторы его адресуют тем, что одна только инъекция ITGβ1 MO без Wnt8 вообще не даёт фенотипа — эмбрион развивается нормально. Значит ITGβ1 MO сам по себе не ломает морфологию на этой дозе, а именно ослабляет избыточный Wnt-сигнал. Плюс rescue человеческим ITGβ1 возвращает фенотип, подтверждая специфичность.</w:t>
+        <w:t xml:space="preserve">Ответ. </w:t>
+      </w:r>
+      <w:r>
+        <w:rPr>
+          <w:sz w:val="26"/>
+        </w:rPr>
+        <w:t>Три аргумента. Размер везикул 200 нм – 5 мкм — это диапазон макропиноцитоза; клатриновые ямки дают везикулы &lt; 100 нм, видимые только в ЭМ. Второе — морфология: плазменные ruffles и циркулярные dorsal ruffles, характерные именно для макропиноцитоза (Pak1-зависимого). Третье — зависимость от ESCRT-III/Vps4 (Vps4-EQ блокирует эффект), тогда как CME формально не требует именно Vps4 для попадания груза в сам клатриновый пузырёк. Впрочем, в литературе (Gu et al., 2011) известны случаи интегринового трафика через circular dorsal ruffles и макропиноцитоз, так что этот выбор соответствует общей картине поля.</w:t>
       </w:r>
     </w:p>
     <w:p>
@@ -354,7 +614,13 @@
           <w:b/>
           <w:sz w:val="26"/>
         </w:rPr>
-        <w:t>Вопрос 17. Почему не использован FRET или live-cell tracking для прямого наблюдения эндоцитоза ITGβ1?</w:t>
+        <w:t xml:space="preserve">Вопрос. </w:t>
+      </w:r>
+      <w:r>
+        <w:rPr>
+          <w:sz w:val="26"/>
+        </w:rPr>
+        <w:t>Не может ли тут работать просто эффект разведения/дестабилизации мембраны от membrane ruffling, а не специфический эндоцитоз ITGβ1?</w:t>
       </w:r>
     </w:p>
     <w:p>
@@ -363,9 +629,16 @@
       </w:pPr>
       <w:r>
         <w:rPr>
+          <w:b/>
           <w:sz w:val="26"/>
         </w:rPr>
-        <w:t>Ответ. Это справедливое замечание. В работе используется fixed-cell подход с иммунофлуоресценцией и биохимия. Live-cell imaging с меченым ITGβ1-GFP дал бы динамику в реальном времени, но потребовал бы экзогенной экспрессии и мог бы сместить стехиометрию. Авторы компенсируют это тремя независимыми fixed-методами и коротким таймингом. Live-imaging ITGβ1 с минимально-перевозмущающими тегами — естественное продолжение.</w:t>
+        <w:t xml:space="preserve">Ответ. </w:t>
+      </w:r>
+      <w:r>
+        <w:rPr>
+          <w:sz w:val="26"/>
+        </w:rPr>
+        <w:t>Если бы это был общий ruffling-артефакт, то падал бы и TfR, и CD63, и любой другой поверхностный маркер. Но поверхностный биотин на TfR не меняется (Figure 3). Плюс эффект чётко отменяется доминант-негативным Vps4-EQ — то есть он требует работающей ESCRT-машинерии, а не просто механической перестройки плазмалеммы. Это делает неспецифическое объяснение маловероятным.</w:t>
       </w:r>
     </w:p>
     <w:p>
@@ -374,7 +647,13 @@
           <w:b/>
           <w:sz w:val="26"/>
         </w:rPr>
-        <w:t>Вопрос 18. Как соотносится с CME и клатрин-зависимым эндоцитозом интегринов?</w:t>
+        <w:t xml:space="preserve">Вопрос. </w:t>
+      </w:r>
+      <w:r>
+        <w:rPr>
+          <w:sz w:val="26"/>
+        </w:rPr>
+        <w:t>Насколько аналогия с «десенсибилизацией RTK через эндоцитоз» уместна?</w:t>
       </w:r>
     </w:p>
     <w:p>
@@ -383,9 +662,16 @@
       </w:pPr>
       <w:r>
         <w:rPr>
+          <w:b/>
           <w:sz w:val="26"/>
         </w:rPr>
-        <w:t>Ответ. Интегрины в норме в основном эндоцитозируются через CME. Авторы показывают, что Wnt-индуцированный путь — это макропиноцитоз, а не CME: размер везикул, роль Pak1 и зависимость от ESCRT указывают именно на макропиноцитарные чашечки, а не клатриновые ямки. То есть Wnt открывает дополнительный канал убирания ITGβ1 с поверхности, поверх базового CME.</w:t>
+        <w:t xml:space="preserve">Ответ. </w:t>
+      </w:r>
+      <w:r>
+        <w:rPr>
+          <w:sz w:val="26"/>
+        </w:rPr>
+        <w:t>Достаточно уместна как концептуальная рамка. У классических RTK (EGFR, VEGFR) лиганд индуцирует собственный эндоцитоз рецептора, и это ограничивает длительность сигнала. Здесь механизм сложнее: эндоцитозируется не только рецепторный комплекс (Frizzled/LRP6/Dvl/GSK3), но и «посторонний» белок — ITGβ1. И аналогия с десенсибилизацией работает не прямо, а через связку: Wnt убирает ITGβ1, а ITGβ1 нужен для полноценного Wnt-ответа (по Xenopus-модели) — получается отрицательная обратная связь второго уровня. То есть не «сам себя выключает», а «через кофактор».</w:t>
       </w:r>
     </w:p>
     <w:p>
@@ -394,7 +680,13 @@
           <w:b/>
           <w:sz w:val="26"/>
         </w:rPr>
-        <w:t>Вопрос 19. Если Wnt снижает ITGβ1, а ITGβ1 нужен для Wnt-сигнала, не получается ли бесконечная петля?</w:t>
+        <w:t xml:space="preserve">Вопрос. </w:t>
+      </w:r>
+      <w:r>
+        <w:rPr>
+          <w:sz w:val="26"/>
+        </w:rPr>
+        <w:t>Почему вообще эволюционно две такие разные системы — Wnt и интегрины — могли сцепиться через макропиноцитоз?</w:t>
       </w:r>
     </w:p>
     <w:p>
@@ -403,12 +695,150 @@
       </w:pPr>
       <w:r>
         <w:rPr>
+          <w:b/>
           <w:sz w:val="26"/>
         </w:rPr>
-        <w:t>Ответ. Нет, получается саморегулируемая петля с ограничением. Wnt усиливает эндоцитоз ITGβ1 — это даёт короткий всплеск сигнала, но одновременно снижает ресурс ITGβ1 на поверхности, и сам же сигнал затухает. Это как раз механизм «negative feedback loop» с ограничением длительности ответа, о котором пишут авторы в Discussion. Похожая логика, кстати, работает у многих RTK с их лиганд-индуцированным эндоцитозом.</w:t>
+        <w:t xml:space="preserve">Ответ. </w:t>
+      </w:r>
+      <w:r>
+        <w:rPr>
+          <w:sz w:val="26"/>
+        </w:rPr>
+        <w:t>Обе системы крайне древние: Wnt и β-субъединицы интегринов есть уже у губок и кораллов (Brower 1997; Loh 2016). Макропиноцитоз — тоже очень древний механизм, родственный фагоцитозу, и у одноклеточных он был способом питания. Логично, что в эволюции многоклеточности один древний транспортный механизм оказался «перехвачен» разными сигнальными путями. Макропиноцитоз как общий «загрузочный» путь делает сцепку Wnt ↔ интегрины скорее ожидаемой, чем парадоксальной.</w:t>
       </w:r>
     </w:p>
-    <w:p/>
+    <w:p>
+      <w:r>
+        <w:rPr>
+          <w:b/>
+          <w:sz w:val="26"/>
+        </w:rPr>
+        <w:t xml:space="preserve">Вопрос. </w:t>
+      </w:r>
+      <w:r>
+        <w:rPr>
+          <w:sz w:val="26"/>
+        </w:rPr>
+        <w:t>Чем клинически ценнее таргетировать макропиноцитоз, чем сам Wnt?</w:t>
+      </w:r>
+    </w:p>
+    <w:p>
+      <w:pPr>
+        <w:spacing w:after="200"/>
+      </w:pPr>
+      <w:r>
+        <w:rPr>
+          <w:b/>
+          <w:sz w:val="26"/>
+        </w:rPr>
+        <w:t xml:space="preserve">Ответ. </w:t>
+      </w:r>
+      <w:r>
+        <w:rPr>
+          <w:sz w:val="26"/>
+        </w:rPr>
+        <w:t>Сам Wnt-путь плохо поддаётся таргетированию: рецепторы избыточны, β-катенин — внутриядерный фактор без удобного кармана для ингибитора. Макропиноцитоз же — это актин- и Pak1-зависимый процесс с известными фармакологическими мишенями (Pak1, V-ATPase, NHE1). Ramirez et al. (2019) уже показали, что V-ATPase контролирует макропиноцитоз при мутантном RAS; аналогичные подходы могут работать и при гипер-Wnt. Плюс таргетирование трафика потенциально универсальнее — одна мишень может «гасить» сразу Wnt и обеспечивать рестэбилизацию фокальных адгезий, снижая инвазивность.</w:t>
+      </w:r>
+    </w:p>
+    <w:p>
+      <w:r>
+        <w:rPr>
+          <w:b/>
+          <w:sz w:val="26"/>
+        </w:rPr>
+        <w:t xml:space="preserve">Вопрос. </w:t>
+      </w:r>
+      <w:r>
+        <w:rPr>
+          <w:sz w:val="26"/>
+        </w:rPr>
+        <w:t>Почему для выводов об EMT этой статьи ещё недостаточно — что бы вы хотели увидеть дополнительно?</w:t>
+      </w:r>
+    </w:p>
+    <w:p>
+      <w:pPr>
+        <w:spacing w:after="200"/>
+      </w:pPr>
+      <w:r>
+        <w:rPr>
+          <w:b/>
+          <w:sz w:val="26"/>
+        </w:rPr>
+        <w:t xml:space="preserve">Ответ. </w:t>
+      </w:r>
+      <w:r>
+        <w:rPr>
+          <w:sz w:val="26"/>
+        </w:rPr>
+        <w:t>Строго EMT требует показать: (1) потерю эпителиальных маркеров (E-кадгерин) на уровне белка и их повторное восстановление при выключении Wnt; (2) переход в мезенхимальные маркеры (виментин, N-кадгерин); (3) приобретение инвазивности в 3D-инвазивных ассеях (например, в коллагене I или в Matrigel). Здесь пока есть падение E-кадгерина и ITGβ1 на уровне транскрипции (RNA-seq) + движение клеток в animal cap — это сильный намёк, но ещё не EMT по классическим критериям. Нужны 3D-assay и time-course на культуре млекопитающих — это и будет логичным продолжением.</w:t>
+      </w:r>
+    </w:p>
+    <w:p>
+      <w:r>
+        <w:rPr>
+          <w:b/>
+          <w:sz w:val="26"/>
+        </w:rPr>
+        <w:t xml:space="preserve">Вопрос. </w:t>
+      </w:r>
+      <w:r>
+        <w:rPr>
+          <w:sz w:val="26"/>
+        </w:rPr>
+        <w:t>Как это всё стыкуется с тем, что c-Src сам разрушает фокальные адгезии — получается, он «соучастник», а не «мишень»?</w:t>
+      </w:r>
+    </w:p>
+    <w:p>
+      <w:pPr>
+        <w:spacing w:after="200"/>
+      </w:pPr>
+      <w:r>
+        <w:rPr>
+          <w:b/>
+          <w:sz w:val="26"/>
+        </w:rPr>
+        <w:t xml:space="preserve">Ответ. </w:t>
+      </w:r>
+      <w:r>
+        <w:rPr>
+          <w:sz w:val="26"/>
+        </w:rPr>
+        <w:t>Именно так. В норме активированный c-Src (pY416) локализуется в FA и через фосфорилирование компонентов FA способствует их динамическому разборку при миграции. Wnt, по данным статьи, ускоряет этот процесс радикально: весь пул активного c-Src перекочёвывает вместе с ITGβ1 в MVB (Figure S4). Плюс Yokoyama &amp; Malbon (2009) показали, что c-Src ещё и фосфорилирует Dvl2, ограничивая Wnt-транскрипцию. То есть c-Src — многофункциональный узел, участвующий и в сборке-разборке FA, и в обратной регуляции Wnt. В этой схеме Wnt использует c-Src как «соинструмент», а не как противника.</w:t>
+      </w:r>
+    </w:p>
+    <w:p>
+      <w:r>
+        <w:rPr>
+          <w:b/>
+          <w:sz w:val="26"/>
+        </w:rPr>
+        <w:t xml:space="preserve">Вопрос. </w:t>
+      </w:r>
+      <w:r>
+        <w:rPr>
+          <w:sz w:val="26"/>
+        </w:rPr>
+        <w:t>Нельзя ли объяснить всё тем, что Wnt3a механически дестабилизирует актин-интегриновое крепление и FA просто разваливаются «сами собой»?</w:t>
+      </w:r>
+    </w:p>
+    <w:p>
+      <w:pPr>
+        <w:spacing w:after="200"/>
+      </w:pPr>
+      <w:r>
+        <w:rPr>
+          <w:b/>
+          <w:sz w:val="26"/>
+        </w:rPr>
+        <w:t xml:space="preserve">Ответ. </w:t>
+      </w:r>
+      <w:r>
+        <w:rPr>
+          <w:sz w:val="26"/>
+        </w:rPr>
+        <w:t>Это интересная альтернативная гипотеза, но данные statute её плохо поддерживают. Если бы это был чисто механический развал, ITGβ1 диффузно размазывался бы по мембране или уходил в ранние эндосомы, а не концентрировался в ESCRT-зависимых, Proteinase K-защищённых MVB-структурах, колокализованных с компонентами Wnt-пути. Тот факт, что именно Vps4-EQ блокирует эффект, означает активный, регулируемый транспорт, а не пассивное разрушение.</w:t>
+      </w:r>
+    </w:p>
     <w:p>
       <w:pPr>
         <w:jc w:val="center"/>
@@ -418,7 +848,7 @@
           <w:i/>
           <w:sz w:val="20"/>
         </w:rPr>
-        <w:t>Всего подготовлено вопросов: 19. Порядок — от методических к биологическим и прикладным.</w:t>
+        <w:t>Всего подготовлено вопросов: 23. Все ответы основаны на полном тексте статьи (включая Supplemental и STAR Methods), цитируемой литературе и общих принципах клеточной биологии.</w:t>
       </w:r>
     </w:p>
     <w:sectPr>
